--- a/docs/reservations-samples/serious.docx
+++ b/docs/reservations-samples/serious.docx
@@ -107,7 +107,7 @@
         <w:rPr>
           <w:rtl/>
         </w:rPr>
-        <w:t>משפחה: החלפת גורם (31 אפשריות)</w:t>
+        <w:t>משפחה: החלפת גורם (33 אפשריות)</w:t>
       </w:r>
     </w:p>
     <w:p>
@@ -191,7 +191,7 @@
         <w:rPr>
           <w:rtl/>
         </w:rPr>
-        <w:t>משפחה: הוספת אישור או התייעצות (160 אפשריות)</w:t>
+        <w:t>משפחה: הוספת אישור או התייעצות (170 אפשריות)</w:t>
       </w:r>
     </w:p>
     <w:p>
